--- a/Sir Saim Sanan - Parallel and Distributed Computing (Lab)/Lectures/Notes.docx
+++ b/Sir Saim Sanan - Parallel and Distributed Computing (Lab)/Lectures/Notes.docx
@@ -67,6 +67,44 @@
       </w:r>
       <w:r>
         <w:t xml:space="preserve"> the code of pipes and sockets </w:t>
+      </w:r>
+    </w:p>
+    <w:p/>
+    <w:p/>
+    <w:p>
+      <w:r>
+        <w:t>[9:08 am, 23/10/2026] Huzaifa (Mrwt): Parallel Distribution Lab paper pattern:</w:t>
+      </w:r>
+    </w:p>
+    <w:p>
+      <w:r>
+        <w:t>. 3 Parts</w:t>
+      </w:r>
+    </w:p>
+    <w:p>
+      <w:r>
+        <w:t>Part A: 4 to 5 MCQS. 2 Marks each.</w:t>
+      </w:r>
+    </w:p>
+    <w:p>
+      <w:r>
+        <w:t>True false and multiple choice both included. One line justification is required for each question.</w:t>
+      </w:r>
+    </w:p>
+    <w:p/>
+    <w:p>
+      <w:r>
+        <w:t>Part B and C: Scenario based small questions, which can be answered within two lines.</w:t>
+      </w:r>
+    </w:p>
+    <w:p>
+      <w:r>
+        <w:t xml:space="preserve">[9:09 am, 23/10/2026] Huzaifa (Mrwt): Course included till </w:t>
+      </w:r>
+    </w:p>
+    <w:p>
+      <w:r>
+        <w:t>Week 5 Lab 1: Distributed computing intro and client-server sockets</w:t>
       </w:r>
     </w:p>
     <w:sectPr>
